--- a/fiction/drafts/roughs/deviations_20110517-1301.docx
+++ b/fiction/drafts/roughs/deviations_20110517-1301.docx
@@ -5,168 +5,186 @@
     <w:p>
       <w:pPr>
         <w:pStyle w:val="NoSpacing"/>
+        <w:rPr>
+          <w:rFonts w:ascii="Montserrat" w:hAnsi="Montserrat"/>
+          <w:sz w:val="24"/>
+        </w:rPr>
       </w:pPr>
       <w:r>
+        <w:rPr>
+          <w:rFonts w:ascii="Montserrat" w:hAnsi="Montserrat"/>
+          <w:sz w:val="24"/>
+        </w:rPr>
         <w:t xml:space="preserve">ideas emerge, clash, mutate and evolve, making it difficult to resolve a coherent story. in this instance, the problem of establishing complementary aspects of the character—without displacing characteristic threads—resurfaced. </w:t>
       </w:r>
     </w:p>
     <w:p>
       <w:pPr>
         <w:pStyle w:val="NoSpacing"/>
+        <w:rPr>
+          <w:rFonts w:ascii="Montserrat" w:hAnsi="Montserrat"/>
+          <w:sz w:val="24"/>
+        </w:rPr>
       </w:pPr>
       <w:r>
+        <w:rPr>
+          <w:rFonts w:ascii="Montserrat" w:hAnsi="Montserrat"/>
+          <w:sz w:val="24"/>
+        </w:rPr>
         <w:br w:type="page"/>
       </w:r>
     </w:p>
     <w:p>
       <w:pPr>
         <w:pStyle w:val="NoSpacing"/>
+        <w:rPr>
+          <w:rFonts w:ascii="Montserrat" w:hAnsi="Montserrat"/>
+          <w:sz w:val="24"/>
+        </w:rPr>
       </w:pPr>
       <w:r>
-        <w:t xml:space="preserve">the greatest conflict in this project has been the integration of a male incarnation of the protagonist. </w:t>
-      </w:r>
-      <w:proofErr w:type="gramStart"/>
-      <w:r>
-        <w:t>it</w:t>
-      </w:r>
-      <w:proofErr w:type="gramEnd"/>
-      <w:r>
-        <w:t xml:space="preserve"> has resolved into a transgendered first incarnation native to earth who is possessed by the demon. </w:t>
-      </w:r>
-      <w:proofErr w:type="gramStart"/>
-      <w:r>
-        <w:t>his</w:t>
-      </w:r>
-      <w:proofErr w:type="gramEnd"/>
-      <w:r>
-        <w:t xml:space="preserve"> possession leaves him stranded in a nightmare for what seems like decades, sustained by an identity twice repressed. </w:t>
+        <w:rPr>
+          <w:rFonts w:ascii="Montserrat" w:hAnsi="Montserrat"/>
+          <w:sz w:val="24"/>
+        </w:rPr>
+        <w:t xml:space="preserve">the greatest conflict in this project has been the integration of a male incarnation of the protagonist. it has resolved into a transgendered first incarnation native to earth who is possessed by the demon. his possession leaves him stranded in a nightmare for what seems like decades, sustained by an identity twice repressed. </w:t>
       </w:r>
     </w:p>
     <w:p>
       <w:pPr>
         <w:pStyle w:val="NoSpacing"/>
+        <w:rPr>
+          <w:rFonts w:ascii="Montserrat" w:hAnsi="Montserrat"/>
+          <w:sz w:val="24"/>
+        </w:rPr>
       </w:pPr>
       <w:r>
+        <w:rPr>
+          <w:rFonts w:ascii="Montserrat" w:hAnsi="Montserrat"/>
+          <w:sz w:val="24"/>
+        </w:rPr>
         <w:br w:type="page"/>
       </w:r>
     </w:p>
     <w:p>
       <w:pPr>
         <w:pStyle w:val="NoSpacing"/>
+        <w:rPr>
+          <w:rFonts w:ascii="Montserrat" w:hAnsi="Montserrat"/>
+          <w:sz w:val="24"/>
+        </w:rPr>
       </w:pPr>
-      <w:proofErr w:type="gramStart"/>
       <w:r>
-        <w:t>in spite of</w:t>
-      </w:r>
-      <w:proofErr w:type="gramEnd"/>
-      <w:r>
-        <w:t xml:space="preserve"> a pile of contradictory notes and a history of reconsiderations, it is possible to tell this story without overlapping one incarnation of the protagonist with another in a time paradox. </w:t>
+        <w:rPr>
+          <w:rFonts w:ascii="Montserrat" w:hAnsi="Montserrat"/>
+          <w:sz w:val="24"/>
+        </w:rPr>
+        <w:t xml:space="preserve">in spite of a pile of contradictory notes and a history of reconsiderations, it is possible to tell this story without overlapping one incarnation of the protagonist with another in a time paradox. </w:t>
       </w:r>
     </w:p>
     <w:p>
       <w:pPr>
         <w:pStyle w:val="NoSpacing"/>
+        <w:rPr>
+          <w:rFonts w:ascii="Montserrat" w:hAnsi="Montserrat"/>
+          <w:sz w:val="24"/>
+        </w:rPr>
       </w:pPr>
       <w:r>
+        <w:rPr>
+          <w:rFonts w:ascii="Montserrat" w:hAnsi="Montserrat"/>
+          <w:sz w:val="24"/>
+        </w:rPr>
         <w:br w:type="page"/>
       </w:r>
     </w:p>
     <w:p>
       <w:pPr>
         <w:pStyle w:val="NoSpacing"/>
+        <w:rPr>
+          <w:rFonts w:ascii="Montserrat" w:hAnsi="Montserrat"/>
+          <w:sz w:val="24"/>
+        </w:rPr>
       </w:pPr>
       <w:r>
+        <w:rPr>
+          <w:rFonts w:ascii="Montserrat" w:hAnsi="Montserrat"/>
+          <w:sz w:val="24"/>
+        </w:rPr>
         <w:t xml:space="preserve">what if the child’s father was an angel, or a demon? what if the child was born intersexed or asexual? in a world where magic existed, the obvious choice would be to turn the child into a boy or a girl. in a world torn by paradox, the splinters of its reality exposed to each other through the rift, it would be possible for that boy and girl to meet.  </w:t>
       </w:r>
     </w:p>
     <w:p>
       <w:pPr>
         <w:pStyle w:val="NoSpacing"/>
+        <w:rPr>
+          <w:rFonts w:ascii="Montserrat" w:hAnsi="Montserrat"/>
+          <w:sz w:val="24"/>
+        </w:rPr>
       </w:pPr>
       <w:r>
+        <w:rPr>
+          <w:rFonts w:ascii="Montserrat" w:hAnsi="Montserrat"/>
+          <w:sz w:val="24"/>
+        </w:rPr>
         <w:br w:type="page"/>
       </w:r>
     </w:p>
     <w:p>
       <w:pPr>
         <w:pStyle w:val="NoSpacing"/>
+        <w:rPr>
+          <w:rFonts w:ascii="Montserrat" w:hAnsi="Montserrat"/>
+          <w:sz w:val="24"/>
+        </w:rPr>
       </w:pPr>
       <w:r>
-        <w:t xml:space="preserve">in a </w:t>
-      </w:r>
-      <w:proofErr w:type="gramStart"/>
-      <w:r>
-        <w:t>ten year</w:t>
-      </w:r>
-      <w:proofErr w:type="gramEnd"/>
-      <w:r>
-        <w:t xml:space="preserve">, nested loop that shifts the girl back in time at the ages of seven and seventeen, even if other cast members are also displaced, too many threads are </w:t>
-      </w:r>
-      <w:proofErr w:type="gramStart"/>
-      <w:r>
-        <w:t>broken</w:t>
-      </w:r>
-      <w:proofErr w:type="gramEnd"/>
-      <w:r>
-        <w:t xml:space="preserve"> and too many disruptive changes are introduced into the working plot. </w:t>
+        <w:rPr>
+          <w:rFonts w:ascii="Montserrat" w:hAnsi="Montserrat"/>
+          <w:sz w:val="24"/>
+        </w:rPr>
+        <w:t xml:space="preserve">in a ten year, nested loop that shifts the girl back in time at the ages of seven and seventeen, even if other cast members are also displaced, too many threads are broken and too many disruptive changes are introduced into the working plot. </w:t>
       </w:r>
     </w:p>
     <w:p>
       <w:pPr>
         <w:pStyle w:val="NoSpacing"/>
+        <w:rPr>
+          <w:rFonts w:ascii="Montserrat" w:hAnsi="Montserrat"/>
+          <w:sz w:val="24"/>
+        </w:rPr>
       </w:pPr>
       <w:r>
+        <w:rPr>
+          <w:rFonts w:ascii="Montserrat" w:hAnsi="Montserrat"/>
+          <w:sz w:val="24"/>
+        </w:rPr>
         <w:br w:type="page"/>
       </w:r>
     </w:p>
     <w:p>
       <w:pPr>
         <w:pStyle w:val="NoSpacing"/>
+        <w:rPr>
+          <w:rFonts w:ascii="Montserrat" w:hAnsi="Montserrat"/>
+          <w:sz w:val="24"/>
+        </w:rPr>
       </w:pPr>
-      <w:proofErr w:type="gramStart"/>
       <w:r>
-        <w:t>the</w:t>
-      </w:r>
-      <w:proofErr w:type="gramEnd"/>
-      <w:r>
-        <w:t xml:space="preserve"> eve of paradox will require a bit of adjustment to account for the girl’s confrontation—as mother—with the goddess. </w:t>
-      </w:r>
-      <w:proofErr w:type="gramStart"/>
-      <w:r>
-        <w:t>there</w:t>
-      </w:r>
-      <w:proofErr w:type="gramEnd"/>
-      <w:r>
-        <w:t xml:space="preserve"> is reason enough for the goddess to recognize what the girl is and to prepare her for the burden of becoming the goddess. </w:t>
-      </w:r>
-      <w:proofErr w:type="gramStart"/>
-      <w:r>
-        <w:t>the</w:t>
-      </w:r>
-      <w:proofErr w:type="gramEnd"/>
-      <w:r>
-        <w:t xml:space="preserve"> girl herself does not need to become </w:t>
-      </w:r>
-      <w:proofErr w:type="gramStart"/>
-      <w:r>
-        <w:t>the</w:t>
-      </w:r>
-      <w:proofErr w:type="gramEnd"/>
-      <w:r>
-        <w:t xml:space="preserve"> weapon against the goddess. </w:t>
-      </w:r>
-      <w:proofErr w:type="gramStart"/>
-      <w:r>
-        <w:t>the</w:t>
-      </w:r>
-      <w:proofErr w:type="gramEnd"/>
-      <w:r>
-        <w:t xml:space="preserve"> plot against the goddess can be carried out with another cat’s paw. </w:t>
+        <w:rPr>
+          <w:rFonts w:ascii="Montserrat" w:hAnsi="Montserrat"/>
+          <w:sz w:val="24"/>
+        </w:rPr>
+        <w:t xml:space="preserve">the eve of paradox will require a bit of adjustment to account for the girl’s confrontation—as mother—with the goddess. there is reason enough for the goddess to recognize what the girl is and to prepare her for the burden of becoming the goddess. the girl herself does not need to become the weapon against the goddess. the plot against the goddess can be carried out with another cat’s paw. </w:t>
       </w:r>
     </w:p>
     <w:p>
       <w:pPr>
         <w:pStyle w:val="NoSpacing"/>
+        <w:rPr>
+          <w:rFonts w:ascii="Montserrat" w:hAnsi="Montserrat"/>
+          <w:sz w:val="24"/>
+        </w:rPr>
       </w:pPr>
     </w:p>
     <w:sectPr>
@@ -184,7 +202,7 @@
   <w:abstractNum w:abstractNumId="0" w15:restartNumberingAfterBreak="0">
     <w:nsid w:val="FFFFFFFB"/>
     <w:multiLevelType w:val="multilevel"/>
-    <w:tmpl w:val="759072D4"/>
+    <w:tmpl w:val="80A499BA"/>
     <w:lvl w:ilvl="0">
       <w:start w:val="1"/>
       <w:numFmt w:val="cardinalText"/>
@@ -289,6 +307,27 @@
   <w:num w:numId="12" w16cid:durableId="1662006965">
     <w:abstractNumId w:val="0"/>
   </w:num>
+  <w:num w:numId="13" w16cid:durableId="1479030419">
+    <w:abstractNumId w:val="0"/>
+  </w:num>
+  <w:num w:numId="14" w16cid:durableId="593055660">
+    <w:abstractNumId w:val="0"/>
+  </w:num>
+  <w:num w:numId="15" w16cid:durableId="1029141174">
+    <w:abstractNumId w:val="0"/>
+  </w:num>
+  <w:num w:numId="16" w16cid:durableId="1952004744">
+    <w:abstractNumId w:val="0"/>
+  </w:num>
+  <w:num w:numId="17" w16cid:durableId="966160194">
+    <w:abstractNumId w:val="0"/>
+  </w:num>
+  <w:num w:numId="18" w16cid:durableId="31002211">
+    <w:abstractNumId w:val="0"/>
+  </w:num>
+  <w:num w:numId="19" w16cid:durableId="723217994">
+    <w:abstractNumId w:val="0"/>
+  </w:num>
 </w:numbering>
 </file>
 
@@ -297,7 +336,9 @@
   <w:docDefaults>
     <w:rPrDefault>
       <w:rPr>
-        <w:rFonts w:ascii="Times New Roman" w:eastAsia="Times New Roman" w:hAnsi="Times New Roman" w:cs="Times New Roman"/>
+        <w:rFonts w:asciiTheme="minorHAnsi" w:eastAsiaTheme="minorHAnsi" w:hAnsiTheme="minorHAnsi" w:cstheme="minorBidi"/>
+        <w:sz w:val="22"/>
+        <w:szCs w:val="22"/>
         <w:lang w:val="en-US" w:eastAsia="en-US" w:bidi="ar-SA"/>
       </w:rPr>
     </w:rPrDefault>
@@ -684,12 +725,12 @@
   <w:style w:type="paragraph" w:default="1" w:styleId="Normal">
     <w:name w:val="Normal"/>
     <w:qFormat/>
-    <w:rsid w:val="00B15F6D"/>
+    <w:rsid w:val="00543A56"/>
     <w:pPr>
       <w:spacing w:after="240" w:line="276" w:lineRule="auto"/>
     </w:pPr>
     <w:rPr>
-      <w:rFonts w:asciiTheme="minorHAnsi" w:hAnsiTheme="minorHAnsi" w:cstheme="minorHAnsi"/>
+      <w:rFonts w:cstheme="minorHAnsi"/>
       <w:sz w:val="28"/>
       <w:szCs w:val="28"/>
     </w:rPr>
@@ -700,10 +741,10 @@
     <w:next w:val="Normal"/>
     <w:link w:val="Heading1Char"/>
     <w:qFormat/>
-    <w:rsid w:val="00B15F6D"/>
+    <w:rsid w:val="00543A56"/>
     <w:pPr>
       <w:keepNext/>
-      <w:contextualSpacing/>
+      <w:spacing w:before="240" w:after="60" w:line="240" w:lineRule="auto"/>
       <w:outlineLvl w:val="0"/>
     </w:pPr>
     <w:rPr>
@@ -719,11 +760,11 @@
     <w:next w:val="Normal"/>
     <w:link w:val="Heading2Char"/>
     <w:qFormat/>
-    <w:rsid w:val="00B15F6D"/>
+    <w:rsid w:val="00543A56"/>
     <w:pPr>
       <w:numPr>
         <w:ilvl w:val="1"/>
-        <w:numId w:val="12"/>
+        <w:numId w:val="19"/>
       </w:numPr>
       <w:outlineLvl w:val="1"/>
     </w:pPr>
@@ -739,7 +780,7 @@
     <w:next w:val="Normal"/>
     <w:link w:val="Heading3Char"/>
     <w:qFormat/>
-    <w:rsid w:val="00B15F6D"/>
+    <w:rsid w:val="00543A56"/>
     <w:pPr>
       <w:outlineLvl w:val="2"/>
     </w:pPr>
@@ -753,7 +794,7 @@
     <w:next w:val="Normal"/>
     <w:link w:val="Heading4Char"/>
     <w:qFormat/>
-    <w:rsid w:val="00B15F6D"/>
+    <w:rsid w:val="00543A56"/>
     <w:pPr>
       <w:numPr>
         <w:ilvl w:val="3"/>
@@ -770,7 +811,7 @@
     <w:next w:val="Normal"/>
     <w:link w:val="Heading5Char"/>
     <w:qFormat/>
-    <w:rsid w:val="00B15F6D"/>
+    <w:rsid w:val="00543A56"/>
     <w:pPr>
       <w:numPr>
         <w:ilvl w:val="4"/>
@@ -787,7 +828,7 @@
     <w:next w:val="Normal"/>
     <w:link w:val="Heading6Char"/>
     <w:qFormat/>
-    <w:rsid w:val="00B15F6D"/>
+    <w:rsid w:val="00543A56"/>
     <w:pPr>
       <w:numPr>
         <w:ilvl w:val="5"/>
@@ -795,7 +836,7 @@
       <w:outlineLvl w:val="5"/>
     </w:pPr>
     <w:rPr>
-      <w:b w:val="0"/>
+      <w:bCs/>
       <w:sz w:val="24"/>
       <w:szCs w:val="24"/>
       <w:u w:val="single"/>
@@ -807,28 +848,31 @@
     <w:next w:val="Normal"/>
     <w:link w:val="Heading7Char"/>
     <w:qFormat/>
-    <w:rsid w:val="00B15F6D"/>
-    <w:pPr>
+    <w:rsid w:val="00543A56"/>
+    <w:pPr>
+      <w:keepNext w:val="0"/>
+      <w:numPr>
+        <w:ilvl w:val="0"/>
+        <w:numId w:val="0"/>
+      </w:numPr>
       <w:outlineLvl w:val="6"/>
     </w:pPr>
     <w:rPr>
-      <w:b/>
-      <w:bCs/>
+      <w:b w:val="0"/>
+      <w:kern w:val="0"/>
     </w:rPr>
   </w:style>
   <w:style w:type="paragraph" w:styleId="Heading8">
     <w:name w:val="heading 8"/>
-    <w:basedOn w:val="Heading7"/>
+    <w:basedOn w:val="Heading6"/>
     <w:next w:val="Normal"/>
     <w:link w:val="Heading8Char"/>
     <w:qFormat/>
-    <w:rsid w:val="00B15F6D"/>
+    <w:rsid w:val="00543A56"/>
     <w:pPr>
       <w:outlineLvl w:val="7"/>
     </w:pPr>
     <w:rPr>
-      <w:b w:val="0"/>
-      <w:bCs w:val="0"/>
       <w:i/>
       <w:iCs/>
       <w:u w:val="none"/>
@@ -840,13 +884,13 @@
     <w:next w:val="Normal"/>
     <w:link w:val="Heading9Char"/>
     <w:qFormat/>
-    <w:rsid w:val="00B15F6D"/>
+    <w:rsid w:val="00543A56"/>
     <w:pPr>
       <w:outlineLvl w:val="8"/>
     </w:pPr>
     <w:rPr>
-      <w:b/>
-      <w:bCs/>
+      <w:b w:val="0"/>
+      <w:bCs w:val="0"/>
     </w:rPr>
   </w:style>
   <w:style w:type="character" w:default="1" w:styleId="DefaultParagraphFont">
@@ -882,9 +926,10 @@
     <w:next w:val="Normal"/>
     <w:link w:val="Subheading1Char"/>
     <w:qFormat/>
-    <w:rsid w:val="00B15F6D"/>
-    <w:pPr>
-      <w:spacing w:line="240" w:lineRule="auto"/>
+    <w:rsid w:val="00543A56"/>
+    <w:pPr>
+      <w:spacing w:before="0" w:after="0"/>
+      <w:contextualSpacing/>
     </w:pPr>
     <w:rPr>
       <w:rFonts w:asciiTheme="majorHAnsi" w:eastAsiaTheme="minorHAnsi" w:hAnsiTheme="majorHAnsi"/>
@@ -897,9 +942,9 @@
     <w:name w:val="Subheading 1 Char"/>
     <w:basedOn w:val="DefaultParagraphFont"/>
     <w:link w:val="Subheading1"/>
-    <w:rsid w:val="00B15F6D"/>
-    <w:rPr>
-      <w:rFonts w:asciiTheme="majorHAnsi" w:eastAsiaTheme="minorHAnsi" w:hAnsiTheme="majorHAnsi" w:cstheme="minorHAnsi"/>
+    <w:rsid w:val="00543A56"/>
+    <w:rPr>
+      <w:rFonts w:asciiTheme="majorHAnsi" w:hAnsiTheme="majorHAnsi" w:cstheme="minorHAnsi"/>
       <w:b/>
       <w:kern w:val="28"/>
       <w:sz w:val="48"/>
@@ -911,9 +956,9 @@
     <w:name w:val="Heading 1 Char"/>
     <w:basedOn w:val="DefaultParagraphFont"/>
     <w:link w:val="Heading1"/>
-    <w:rsid w:val="00B15F6D"/>
-    <w:rPr>
-      <w:rFonts w:asciiTheme="minorHAnsi" w:eastAsiaTheme="majorEastAsia" w:hAnsiTheme="minorHAnsi" w:cstheme="minorHAnsi"/>
+    <w:rsid w:val="00543A56"/>
+    <w:rPr>
+      <w:rFonts w:eastAsiaTheme="majorEastAsia" w:cstheme="minorHAnsi"/>
       <w:b/>
       <w:kern w:val="28"/>
       <w:sz w:val="56"/>
@@ -922,25 +967,19 @@
   </w:style>
   <w:style w:type="paragraph" w:customStyle="1" w:styleId="Subheading2">
     <w:name w:val="Subheading 2"/>
-    <w:basedOn w:val="Heading2"/>
+    <w:basedOn w:val="Subheading1"/>
     <w:next w:val="Normal"/>
     <w:link w:val="Subheading2Char"/>
     <w:qFormat/>
-    <w:rsid w:val="00B15F6D"/>
-    <w:pPr>
-      <w:spacing w:line="240" w:lineRule="auto"/>
-    </w:pPr>
-    <w:rPr>
-      <w:vertAlign w:val="superscript"/>
-    </w:rPr>
+    <w:rsid w:val="00543A56"/>
   </w:style>
   <w:style w:type="character" w:customStyle="1" w:styleId="Subheading2Char">
     <w:name w:val="Subheading 2 Char"/>
     <w:basedOn w:val="Subheading1Char"/>
     <w:link w:val="Subheading2"/>
-    <w:rsid w:val="00B15F6D"/>
-    <w:rPr>
-      <w:rFonts w:asciiTheme="majorHAnsi" w:eastAsiaTheme="majorEastAsia" w:hAnsiTheme="majorHAnsi" w:cstheme="minorHAnsi"/>
+    <w:rsid w:val="00543A56"/>
+    <w:rPr>
+      <w:rFonts w:asciiTheme="majorHAnsi" w:hAnsiTheme="majorHAnsi" w:cstheme="minorHAnsi"/>
       <w:b/>
       <w:kern w:val="28"/>
       <w:sz w:val="48"/>
@@ -952,7 +991,7 @@
     <w:name w:val="Heading 2 Char"/>
     <w:basedOn w:val="DefaultParagraphFont"/>
     <w:link w:val="Heading2"/>
-    <w:rsid w:val="00B15F6D"/>
+    <w:rsid w:val="00543A56"/>
     <w:rPr>
       <w:rFonts w:asciiTheme="majorHAnsi" w:eastAsiaTheme="majorEastAsia" w:hAnsiTheme="majorHAnsi" w:cstheme="minorHAnsi"/>
       <w:b/>
@@ -963,26 +1002,23 @@
   </w:style>
   <w:style w:type="paragraph" w:customStyle="1" w:styleId="Subheading3">
     <w:name w:val="Subheading 3"/>
-    <w:basedOn w:val="Heading3"/>
+    <w:basedOn w:val="Subheading2"/>
     <w:next w:val="Normal"/>
     <w:link w:val="Subheading3Char"/>
     <w:qFormat/>
-    <w:rsid w:val="00B15F6D"/>
-    <w:pPr>
-      <w:spacing w:line="240" w:lineRule="auto"/>
-    </w:pPr>
-    <w:rPr>
+    <w:rsid w:val="00543A56"/>
+    <w:rPr>
+      <w:sz w:val="40"/>
       <w:szCs w:val="40"/>
-      <w:vertAlign w:val="superscript"/>
     </w:rPr>
   </w:style>
   <w:style w:type="character" w:customStyle="1" w:styleId="Subheading3Char">
     <w:name w:val="Subheading 3 Char"/>
     <w:basedOn w:val="Subheading2Char"/>
     <w:link w:val="Subheading3"/>
-    <w:rsid w:val="00B15F6D"/>
-    <w:rPr>
-      <w:rFonts w:asciiTheme="majorHAnsi" w:eastAsiaTheme="majorEastAsia" w:hAnsiTheme="majorHAnsi" w:cstheme="minorHAnsi"/>
+    <w:rsid w:val="00543A56"/>
+    <w:rPr>
+      <w:rFonts w:asciiTheme="majorHAnsi" w:hAnsiTheme="majorHAnsi" w:cstheme="minorHAnsi"/>
       <w:b/>
       <w:kern w:val="28"/>
       <w:sz w:val="40"/>
@@ -994,7 +1030,7 @@
     <w:name w:val="Heading 3 Char"/>
     <w:basedOn w:val="DefaultParagraphFont"/>
     <w:link w:val="Heading3"/>
-    <w:rsid w:val="00B15F6D"/>
+    <w:rsid w:val="00543A56"/>
     <w:rPr>
       <w:rFonts w:asciiTheme="majorHAnsi" w:eastAsiaTheme="majorEastAsia" w:hAnsiTheme="majorHAnsi" w:cstheme="minorHAnsi"/>
       <w:b/>
@@ -1006,10 +1042,12 @@
   <w:style w:type="paragraph" w:customStyle="1" w:styleId="Suptitle">
     <w:name w:val="Suptitle"/>
     <w:basedOn w:val="Subtitle"/>
-    <w:next w:val="Normal"/>
     <w:link w:val="SuptitleChar"/>
     <w:qFormat/>
-    <w:rsid w:val="00B15F6D"/>
+    <w:rsid w:val="00543A56"/>
+    <w:pPr>
+      <w:spacing w:before="240"/>
+    </w:pPr>
     <w:rPr>
       <w:vertAlign w:val="subscript"/>
     </w:rPr>
@@ -1018,7 +1056,7 @@
     <w:name w:val="Suptitle Char"/>
     <w:basedOn w:val="SubtitleChar"/>
     <w:link w:val="Suptitle"/>
-    <w:rsid w:val="00B15F6D"/>
+    <w:rsid w:val="00543A56"/>
     <w:rPr>
       <w:rFonts w:asciiTheme="majorHAnsi" w:eastAsiaTheme="majorEastAsia" w:hAnsiTheme="majorHAnsi" w:cstheme="majorBidi"/>
       <w:color w:val="7F7F7F" w:themeColor="text1" w:themeTint="80"/>
@@ -1036,7 +1074,7 @@
     <w:link w:val="SubtitleChar"/>
     <w:uiPriority w:val="11"/>
     <w:qFormat/>
-    <w:rsid w:val="00B15F6D"/>
+    <w:rsid w:val="00543A56"/>
     <w:rPr>
       <w:b w:val="0"/>
       <w:bCs w:val="0"/>
@@ -1049,7 +1087,7 @@
     <w:basedOn w:val="DefaultParagraphFont"/>
     <w:link w:val="Subtitle"/>
     <w:uiPriority w:val="11"/>
-    <w:rsid w:val="00B15F6D"/>
+    <w:rsid w:val="00543A56"/>
     <w:rPr>
       <w:rFonts w:asciiTheme="majorHAnsi" w:eastAsiaTheme="majorEastAsia" w:hAnsiTheme="majorHAnsi" w:cstheme="majorBidi"/>
       <w:color w:val="7F7F7F" w:themeColor="text1" w:themeTint="80"/>
@@ -1065,7 +1103,7 @@
     <w:basedOn w:val="Normal"/>
     <w:uiPriority w:val="1"/>
     <w:qFormat/>
-    <w:rsid w:val="00B15F6D"/>
+    <w:rsid w:val="00543A56"/>
     <w:pPr>
       <w:spacing w:after="0"/>
     </w:pPr>
@@ -1074,7 +1112,7 @@
     <w:name w:val="Heading 4 Char"/>
     <w:basedOn w:val="DefaultParagraphFont"/>
     <w:link w:val="Heading4"/>
-    <w:rsid w:val="00B15F6D"/>
+    <w:rsid w:val="00543A56"/>
     <w:rPr>
       <w:rFonts w:asciiTheme="majorHAnsi" w:eastAsiaTheme="majorEastAsia" w:hAnsiTheme="majorHAnsi" w:cstheme="minorHAnsi"/>
       <w:b/>
@@ -1087,7 +1125,7 @@
     <w:name w:val="Heading 5 Char"/>
     <w:basedOn w:val="DefaultParagraphFont"/>
     <w:link w:val="Heading5"/>
-    <w:rsid w:val="00B15F6D"/>
+    <w:rsid w:val="00543A56"/>
     <w:rPr>
       <w:rFonts w:asciiTheme="majorHAnsi" w:eastAsiaTheme="majorEastAsia" w:hAnsiTheme="majorHAnsi" w:cstheme="minorHAnsi"/>
       <w:b/>
@@ -1100,20 +1138,7 @@
     <w:name w:val="Heading 6 Char"/>
     <w:basedOn w:val="DefaultParagraphFont"/>
     <w:link w:val="Heading6"/>
-    <w:rsid w:val="00B15F6D"/>
-    <w:rPr>
-      <w:rFonts w:asciiTheme="majorHAnsi" w:eastAsiaTheme="majorEastAsia" w:hAnsiTheme="majorHAnsi" w:cstheme="minorHAnsi"/>
-      <w:kern w:val="28"/>
-      <w:sz w:val="24"/>
-      <w:szCs w:val="24"/>
-      <w:u w:val="single"/>
-    </w:rPr>
-  </w:style>
-  <w:style w:type="character" w:customStyle="1" w:styleId="Heading7Char">
-    <w:name w:val="Heading 7 Char"/>
-    <w:basedOn w:val="DefaultParagraphFont"/>
-    <w:link w:val="Heading7"/>
-    <w:rsid w:val="00B15F6D"/>
+    <w:rsid w:val="00543A56"/>
     <w:rPr>
       <w:rFonts w:asciiTheme="majorHAnsi" w:eastAsiaTheme="majorEastAsia" w:hAnsiTheme="majorHAnsi" w:cstheme="minorHAnsi"/>
       <w:b/>
@@ -1124,13 +1149,28 @@
       <w:u w:val="single"/>
     </w:rPr>
   </w:style>
+  <w:style w:type="character" w:customStyle="1" w:styleId="Heading7Char">
+    <w:name w:val="Heading 7 Char"/>
+    <w:basedOn w:val="DefaultParagraphFont"/>
+    <w:link w:val="Heading7"/>
+    <w:rsid w:val="00543A56"/>
+    <w:rPr>
+      <w:rFonts w:asciiTheme="majorHAnsi" w:eastAsiaTheme="majorEastAsia" w:hAnsiTheme="majorHAnsi" w:cstheme="minorHAnsi"/>
+      <w:bCs/>
+      <w:sz w:val="24"/>
+      <w:szCs w:val="24"/>
+      <w:u w:val="single"/>
+    </w:rPr>
+  </w:style>
   <w:style w:type="character" w:customStyle="1" w:styleId="Heading8Char">
     <w:name w:val="Heading 8 Char"/>
     <w:basedOn w:val="DefaultParagraphFont"/>
     <w:link w:val="Heading8"/>
-    <w:rsid w:val="00B15F6D"/>
+    <w:rsid w:val="00543A56"/>
     <w:rPr>
       <w:rFonts w:asciiTheme="majorHAnsi" w:eastAsiaTheme="majorEastAsia" w:hAnsiTheme="majorHAnsi" w:cstheme="minorHAnsi"/>
+      <w:b/>
+      <w:bCs/>
       <w:i/>
       <w:iCs/>
       <w:kern w:val="28"/>
@@ -1142,11 +1182,9 @@
     <w:name w:val="Heading 9 Char"/>
     <w:basedOn w:val="DefaultParagraphFont"/>
     <w:link w:val="Heading9"/>
-    <w:rsid w:val="00B15F6D"/>
+    <w:rsid w:val="00543A56"/>
     <w:rPr>
       <w:rFonts w:asciiTheme="majorHAnsi" w:eastAsiaTheme="majorEastAsia" w:hAnsiTheme="majorHAnsi" w:cstheme="minorHAnsi"/>
-      <w:b/>
-      <w:bCs/>
       <w:i/>
       <w:iCs/>
       <w:kern w:val="28"/>
@@ -1162,7 +1200,7 @@
     <w:semiHidden/>
     <w:unhideWhenUsed/>
     <w:qFormat/>
-    <w:rsid w:val="00B15F6D"/>
+    <w:rsid w:val="00543A56"/>
     <w:pPr>
       <w:spacing w:after="200"/>
     </w:pPr>
@@ -1170,7 +1208,6 @@
       <w:i/>
       <w:iCs/>
       <w:color w:val="0E2841" w:themeColor="text2"/>
-      <w:sz w:val="18"/>
       <w:szCs w:val="18"/>
     </w:rPr>
   </w:style>
@@ -1181,9 +1218,9 @@
     <w:link w:val="TitleChar"/>
     <w:uiPriority w:val="10"/>
     <w:qFormat/>
-    <w:rsid w:val="00B15F6D"/>
-    <w:pPr>
-      <w:contextualSpacing/>
+    <w:rsid w:val="00543A56"/>
+    <w:pPr>
+      <w:spacing w:line="240" w:lineRule="auto"/>
     </w:pPr>
     <w:rPr>
       <w:rFonts w:asciiTheme="majorHAnsi" w:eastAsiaTheme="majorEastAsia" w:hAnsiTheme="majorHAnsi" w:cstheme="majorBidi"/>
@@ -1200,7 +1237,7 @@
     <w:basedOn w:val="DefaultParagraphFont"/>
     <w:link w:val="Title"/>
     <w:uiPriority w:val="10"/>
-    <w:rsid w:val="00B15F6D"/>
+    <w:rsid w:val="00543A56"/>
     <w:rPr>
       <w:rFonts w:asciiTheme="majorHAnsi" w:eastAsiaTheme="majorEastAsia" w:hAnsiTheme="majorHAnsi" w:cstheme="majorBidi"/>
       <w:b/>
@@ -1215,7 +1252,7 @@
     <w:name w:val="Strong"/>
     <w:uiPriority w:val="22"/>
     <w:qFormat/>
-    <w:rsid w:val="00B15F6D"/>
+    <w:rsid w:val="00543A56"/>
     <w:rPr>
       <w:b/>
       <w:bCs/>
@@ -1225,7 +1262,7 @@
     <w:name w:val="Emphasis"/>
     <w:uiPriority w:val="20"/>
     <w:qFormat/>
-    <w:rsid w:val="00B15F6D"/>
+    <w:rsid w:val="00543A56"/>
     <w:rPr>
       <w:rFonts w:asciiTheme="minorHAnsi" w:hAnsiTheme="minorHAnsi" w:cstheme="minorHAnsi"/>
       <w:i/>
@@ -1236,10 +1273,10 @@
   </w:style>
   <w:style w:type="paragraph" w:styleId="ListParagraph">
     <w:name w:val="List Paragraph"/>
-    <w:basedOn w:val="NoSpacing"/>
+    <w:basedOn w:val="Normal"/>
     <w:uiPriority w:val="34"/>
     <w:qFormat/>
-    <w:rsid w:val="00B15F6D"/>
+    <w:rsid w:val="00543A56"/>
     <w:pPr>
       <w:ind w:left="720"/>
       <w:contextualSpacing/>
@@ -1247,11 +1284,12 @@
   </w:style>
   <w:style w:type="paragraph" w:styleId="Quote">
     <w:name w:val="Quote"/>
-    <w:basedOn w:val="NoSpacing"/>
+    <w:basedOn w:val="Normal"/>
+    <w:next w:val="Normal"/>
     <w:link w:val="QuoteChar"/>
     <w:uiPriority w:val="29"/>
     <w:qFormat/>
-    <w:rsid w:val="00B15F6D"/>
+    <w:rsid w:val="00543A56"/>
     <w:pPr>
       <w:keepLines/>
       <w:pageBreakBefore/>
@@ -1263,18 +1301,15 @@
       <w:contextualSpacing/>
       <w:mirrorIndents/>
     </w:pPr>
-    <w:rPr>
-      <w:rFonts w:eastAsiaTheme="minorHAnsi"/>
-    </w:rPr>
   </w:style>
   <w:style w:type="character" w:customStyle="1" w:styleId="QuoteChar">
     <w:name w:val="Quote Char"/>
     <w:basedOn w:val="DefaultParagraphFont"/>
     <w:link w:val="Quote"/>
     <w:uiPriority w:val="29"/>
-    <w:rsid w:val="00B15F6D"/>
-    <w:rPr>
-      <w:rFonts w:asciiTheme="minorHAnsi" w:eastAsiaTheme="minorHAnsi" w:hAnsiTheme="minorHAnsi" w:cstheme="minorHAnsi"/>
+    <w:rsid w:val="00543A56"/>
+    <w:rPr>
+      <w:rFonts w:cstheme="minorHAnsi"/>
       <w:sz w:val="28"/>
       <w:szCs w:val="28"/>
     </w:rPr>
@@ -1282,10 +1317,11 @@
   <w:style w:type="paragraph" w:styleId="IntenseQuote">
     <w:name w:val="Intense Quote"/>
     <w:basedOn w:val="Quote"/>
+    <w:next w:val="Normal"/>
     <w:link w:val="IntenseQuoteChar"/>
     <w:uiPriority w:val="30"/>
     <w:qFormat/>
-    <w:rsid w:val="00B15F6D"/>
+    <w:rsid w:val="00543A56"/>
     <w:pPr>
       <w:pBdr>
         <w:left w:val="single" w:sz="18" w:space="7" w:color="auto"/>
@@ -1301,9 +1337,9 @@
     <w:basedOn w:val="DefaultParagraphFont"/>
     <w:link w:val="IntenseQuote"/>
     <w:uiPriority w:val="30"/>
-    <w:rsid w:val="00B15F6D"/>
-    <w:rPr>
-      <w:rFonts w:asciiTheme="minorHAnsi" w:eastAsiaTheme="minorHAnsi" w:hAnsiTheme="minorHAnsi" w:cstheme="minorHAnsi"/>
+    <w:rsid w:val="00543A56"/>
+    <w:rPr>
+      <w:rFonts w:cstheme="minorHAnsi"/>
       <w:b/>
       <w:bCs/>
       <w:sz w:val="28"/>
@@ -1315,7 +1351,7 @@
     <w:basedOn w:val="Emphasis"/>
     <w:uiPriority w:val="19"/>
     <w:qFormat/>
-    <w:rsid w:val="00B15F6D"/>
+    <w:rsid w:val="00543A56"/>
     <w:rPr>
       <w:rFonts w:asciiTheme="minorHAnsi" w:hAnsiTheme="minorHAnsi" w:cs="Calibri Light"/>
       <w:i/>
@@ -1330,7 +1366,7 @@
     <w:basedOn w:val="Emphasis"/>
     <w:uiPriority w:val="21"/>
     <w:qFormat/>
-    <w:rsid w:val="00B15F6D"/>
+    <w:rsid w:val="00543A56"/>
     <w:rPr>
       <w:rFonts w:asciiTheme="minorHAnsi" w:hAnsiTheme="minorHAnsi" w:cstheme="minorHAnsi"/>
       <w:b/>
@@ -1345,7 +1381,7 @@
     <w:name w:val="Subtle Reference"/>
     <w:uiPriority w:val="31"/>
     <w:qFormat/>
-    <w:rsid w:val="00B15F6D"/>
+    <w:rsid w:val="00543A56"/>
     <w:rPr>
       <w:caps/>
       <w:color w:val="7F7F7F" w:themeColor="text1" w:themeTint="80"/>
@@ -1358,7 +1394,7 @@
     <w:basedOn w:val="SubtleReference"/>
     <w:uiPriority w:val="32"/>
     <w:qFormat/>
-    <w:rsid w:val="00B15F6D"/>
+    <w:rsid w:val="00543A56"/>
     <w:rPr>
       <w:b/>
       <w:bCs/>
@@ -1370,9 +1406,10 @@
   </w:style>
   <w:style w:type="character" w:styleId="BookTitle">
     <w:name w:val="Book Title"/>
+    <w:basedOn w:val="DefaultParagraphFont"/>
     <w:uiPriority w:val="33"/>
     <w:qFormat/>
-    <w:rsid w:val="00B15F6D"/>
+    <w:rsid w:val="00543A56"/>
     <w:rPr>
       <w:b/>
       <w:bCs/>
